--- a/pl/catalogue.docx
+++ b/pl/catalogue.docx
@@ -5,7 +5,7 @@
     <w:p>
       <w:pPr>
         <w:pStyle w:val="note"/>
-        <w:divId w:val="1075468178"/>
+        <w:divId w:val="1581675683"/>
         <w:rPr>
           <w:rFonts w:ascii="Segoe UI" w:hAnsi="Segoe UI" w:cs="Segoe UI"/>
           <w:lang w:val="pl-PL"/>
@@ -25,7 +25,7 @@
     <w:p>
       <w:pPr>
         <w:pStyle w:val="note"/>
-        <w:divId w:val="1075468178"/>
+        <w:divId w:val="1581675683"/>
         <w:rPr>
           <w:rFonts w:ascii="Segoe UI" w:hAnsi="Segoe UI" w:cs="Segoe UI"/>
           <w:lang w:val="pl-PL"/>
@@ -45,7 +45,7 @@
     <w:p>
       <w:pPr>
         <w:pStyle w:val="1"/>
-        <w:divId w:val="1075468178"/>
+        <w:divId w:val="1581675683"/>
         <w:rPr>
           <w:rFonts w:ascii="Segoe UI" w:eastAsia="Times New Roman" w:hAnsi="Segoe UI" w:cs="Segoe UI"/>
           <w:lang w:val="pl-PL"/>
@@ -62,7 +62,7 @@
     <w:p>
       <w:pPr>
         <w:pStyle w:val="2"/>
-        <w:divId w:val="1075468178"/>
+        <w:divId w:val="1581675683"/>
         <w:rPr>
           <w:rFonts w:ascii="Segoe UI" w:eastAsia="Times New Roman" w:hAnsi="Segoe UI" w:cs="Segoe UI"/>
           <w:lang w:val="pl-PL"/>
@@ -79,7 +79,7 @@
     <w:p>
       <w:pPr>
         <w:pStyle w:val="note"/>
-        <w:divId w:val="1075468178"/>
+        <w:divId w:val="1581675683"/>
         <w:rPr>
           <w:rFonts w:ascii="Segoe UI" w:hAnsi="Segoe UI" w:cs="Segoe UI"/>
           <w:lang w:val="pl-PL"/>
@@ -109,7 +109,7 @@
     <w:p>
       <w:pPr>
         <w:pStyle w:val="a7"/>
-        <w:divId w:val="1075468178"/>
+        <w:divId w:val="1581675683"/>
         <w:rPr>
           <w:rFonts w:ascii="Segoe UI" w:hAnsi="Segoe UI" w:cs="Segoe UI"/>
           <w:color w:val="1C1C1C"/>
@@ -128,7 +128,7 @@
     <w:p>
       <w:pPr>
         <w:pStyle w:val="a7"/>
-        <w:divId w:val="1075468178"/>
+        <w:divId w:val="1581675683"/>
         <w:rPr>
           <w:rFonts w:ascii="Segoe UI" w:hAnsi="Segoe UI" w:cs="Segoe UI"/>
           <w:color w:val="1C1C1C"/>
@@ -147,7 +147,7 @@
     <w:p>
       <w:pPr>
         <w:pStyle w:val="3"/>
-        <w:divId w:val="1075468178"/>
+        <w:divId w:val="1581675683"/>
         <w:rPr>
           <w:rFonts w:ascii="Segoe UI" w:eastAsia="Times New Roman" w:hAnsi="Segoe UI" w:cs="Segoe UI"/>
           <w:lang w:val="pl-PL"/>
@@ -171,7 +171,7 @@
     <w:p>
       <w:pPr>
         <w:pStyle w:val="a7"/>
-        <w:divId w:val="1075468178"/>
+        <w:divId w:val="1581675683"/>
         <w:rPr>
           <w:rFonts w:ascii="Segoe UI" w:hAnsi="Segoe UI" w:cs="Segoe UI"/>
           <w:color w:val="1C1C1C"/>
@@ -190,7 +190,7 @@
     <w:p>
       <w:pPr>
         <w:pStyle w:val="3"/>
-        <w:divId w:val="1075468178"/>
+        <w:divId w:val="1581675683"/>
         <w:rPr>
           <w:rFonts w:ascii="Segoe UI" w:eastAsia="Times New Roman" w:hAnsi="Segoe UI" w:cs="Segoe UI"/>
           <w:lang w:val="pl-PL"/>
@@ -214,7 +214,7 @@
     <w:p>
       <w:pPr>
         <w:pStyle w:val="a7"/>
-        <w:divId w:val="1075468178"/>
+        <w:divId w:val="1581675683"/>
         <w:rPr>
           <w:rFonts w:ascii="Segoe UI" w:hAnsi="Segoe UI" w:cs="Segoe UI"/>
           <w:color w:val="1C1C1C"/>
@@ -241,7 +241,7 @@
     <w:p>
       <w:pPr>
         <w:pStyle w:val="3"/>
-        <w:divId w:val="1075468178"/>
+        <w:divId w:val="1581675683"/>
         <w:rPr>
           <w:rFonts w:ascii="Segoe UI" w:eastAsia="Times New Roman" w:hAnsi="Segoe UI" w:cs="Segoe UI"/>
           <w:lang w:val="pl-PL"/>
@@ -258,7 +258,7 @@
     <w:p>
       <w:pPr>
         <w:pStyle w:val="a7"/>
-        <w:divId w:val="1075468178"/>
+        <w:divId w:val="1581675683"/>
         <w:rPr>
           <w:rFonts w:ascii="Segoe UI" w:hAnsi="Segoe UI" w:cs="Segoe UI"/>
           <w:color w:val="1C1C1C"/>
@@ -285,7 +285,7 @@
     <w:p>
       <w:pPr>
         <w:pStyle w:val="note"/>
-        <w:divId w:val="1075468178"/>
+        <w:divId w:val="1581675683"/>
         <w:rPr>
           <w:rFonts w:ascii="Segoe UI" w:hAnsi="Segoe UI" w:cs="Segoe UI"/>
           <w:lang w:val="pl-PL"/>
@@ -305,7 +305,7 @@
     <w:p>
       <w:pPr>
         <w:pStyle w:val="3"/>
-        <w:divId w:val="1075468178"/>
+        <w:divId w:val="1581675683"/>
         <w:rPr>
           <w:rFonts w:ascii="Segoe UI" w:eastAsia="Times New Roman" w:hAnsi="Segoe UI" w:cs="Segoe UI"/>
           <w:lang w:val="pl-PL"/>
@@ -322,7 +322,7 @@
     <w:p>
       <w:pPr>
         <w:pStyle w:val="a7"/>
-        <w:divId w:val="1075468178"/>
+        <w:divId w:val="1581675683"/>
         <w:rPr>
           <w:rFonts w:ascii="Segoe UI" w:hAnsi="Segoe UI" w:cs="Segoe UI"/>
           <w:color w:val="1C1C1C"/>
@@ -349,7 +349,7 @@
     <w:p>
       <w:pPr>
         <w:pStyle w:val="3"/>
-        <w:divId w:val="1075468178"/>
+        <w:divId w:val="1581675683"/>
         <w:rPr>
           <w:rFonts w:ascii="Segoe UI" w:eastAsia="Times New Roman" w:hAnsi="Segoe UI" w:cs="Segoe UI"/>
           <w:lang w:val="pl-PL"/>
@@ -373,7 +373,7 @@
     <w:p>
       <w:pPr>
         <w:pStyle w:val="a7"/>
-        <w:divId w:val="1075468178"/>
+        <w:divId w:val="1581675683"/>
         <w:rPr>
           <w:rFonts w:ascii="Segoe UI" w:hAnsi="Segoe UI" w:cs="Segoe UI"/>
           <w:color w:val="1C1C1C"/>
@@ -400,7 +400,7 @@
     <w:p>
       <w:pPr>
         <w:pStyle w:val="3"/>
-        <w:divId w:val="1075468178"/>
+        <w:divId w:val="1581675683"/>
         <w:rPr>
           <w:rFonts w:ascii="Segoe UI" w:eastAsia="Times New Roman" w:hAnsi="Segoe UI" w:cs="Segoe UI"/>
           <w:lang w:val="pl-PL"/>
@@ -417,7 +417,7 @@
     <w:p>
       <w:pPr>
         <w:pStyle w:val="a7"/>
-        <w:divId w:val="1075468178"/>
+        <w:divId w:val="1581675683"/>
         <w:rPr>
           <w:rFonts w:ascii="Segoe UI" w:hAnsi="Segoe UI" w:cs="Segoe UI"/>
           <w:color w:val="1C1C1C"/>
@@ -444,7 +444,7 @@
     <w:p>
       <w:pPr>
         <w:pStyle w:val="3"/>
-        <w:divId w:val="1075468178"/>
+        <w:divId w:val="1581675683"/>
         <w:rPr>
           <w:rFonts w:ascii="Segoe UI" w:eastAsia="Times New Roman" w:hAnsi="Segoe UI" w:cs="Segoe UI"/>
           <w:lang w:val="pl-PL"/>
@@ -461,7 +461,7 @@
     <w:p>
       <w:pPr>
         <w:pStyle w:val="a7"/>
-        <w:divId w:val="1075468178"/>
+        <w:divId w:val="1581675683"/>
         <w:rPr>
           <w:rFonts w:ascii="Segoe UI" w:hAnsi="Segoe UI" w:cs="Segoe UI"/>
           <w:color w:val="1C1C1C"/>
@@ -480,7 +480,7 @@
     <w:p>
       <w:pPr>
         <w:pStyle w:val="a7"/>
-        <w:divId w:val="1075468178"/>
+        <w:divId w:val="1581675683"/>
         <w:rPr>
           <w:rFonts w:ascii="Segoe UI" w:hAnsi="Segoe UI" w:cs="Segoe UI"/>
           <w:color w:val="1C1C1C"/>
@@ -507,7 +507,7 @@
     <w:p>
       <w:pPr>
         <w:pStyle w:val="a7"/>
-        <w:divId w:val="1075468178"/>
+        <w:divId w:val="1581675683"/>
         <w:rPr>
           <w:rFonts w:ascii="Segoe UI" w:hAnsi="Segoe UI" w:cs="Segoe UI"/>
           <w:color w:val="1C1C1C"/>
@@ -526,7 +526,7 @@
     <w:p>
       <w:pPr>
         <w:pStyle w:val="3"/>
-        <w:divId w:val="1075468178"/>
+        <w:divId w:val="1581675683"/>
         <w:rPr>
           <w:rFonts w:ascii="Segoe UI" w:eastAsia="Times New Roman" w:hAnsi="Segoe UI" w:cs="Segoe UI"/>
           <w:lang w:val="pl-PL"/>
@@ -543,7 +543,7 @@
     <w:p>
       <w:pPr>
         <w:pStyle w:val="a7"/>
-        <w:divId w:val="1075468178"/>
+        <w:divId w:val="1581675683"/>
         <w:rPr>
           <w:rFonts w:ascii="Segoe UI" w:hAnsi="Segoe UI" w:cs="Segoe UI"/>
           <w:color w:val="1C1C1C"/>
@@ -570,7 +570,7 @@
     <w:p>
       <w:pPr>
         <w:pStyle w:val="a7"/>
-        <w:divId w:val="1075468178"/>
+        <w:divId w:val="1581675683"/>
         <w:rPr>
           <w:rFonts w:ascii="Segoe UI" w:hAnsi="Segoe UI" w:cs="Segoe UI"/>
           <w:color w:val="1C1C1C"/>
@@ -589,7 +589,7 @@
     <w:p>
       <w:pPr>
         <w:pStyle w:val="note"/>
-        <w:divId w:val="1075468178"/>
+        <w:divId w:val="1581675683"/>
         <w:rPr>
           <w:rFonts w:ascii="Segoe UI" w:hAnsi="Segoe UI" w:cs="Segoe UI"/>
           <w:lang w:val="pl-PL"/>
@@ -609,7 +609,7 @@
     <w:p>
       <w:pPr>
         <w:pStyle w:val="a7"/>
-        <w:divId w:val="1075468178"/>
+        <w:divId w:val="1581675683"/>
         <w:rPr>
           <w:rFonts w:ascii="Segoe UI" w:hAnsi="Segoe UI" w:cs="Segoe UI"/>
           <w:color w:val="1C1C1C"/>
@@ -636,7 +636,7 @@
     <w:p>
       <w:pPr>
         <w:pStyle w:val="a7"/>
-        <w:divId w:val="1075468178"/>
+        <w:divId w:val="1581675683"/>
         <w:rPr>
           <w:rFonts w:ascii="Segoe UI" w:hAnsi="Segoe UI" w:cs="Segoe UI"/>
           <w:color w:val="1C1C1C"/>
@@ -655,7 +655,7 @@
     <w:p>
       <w:pPr>
         <w:pStyle w:val="note"/>
-        <w:divId w:val="1075468178"/>
+        <w:divId w:val="1581675683"/>
         <w:rPr>
           <w:rFonts w:ascii="Segoe UI" w:hAnsi="Segoe UI" w:cs="Segoe UI"/>
           <w:lang w:val="pl-PL"/>
@@ -675,7 +675,7 @@
     <w:p>
       <w:pPr>
         <w:pStyle w:val="note"/>
-        <w:divId w:val="1075468178"/>
+        <w:divId w:val="1581675683"/>
         <w:rPr>
           <w:rFonts w:ascii="Segoe UI" w:hAnsi="Segoe UI" w:cs="Segoe UI"/>
           <w:lang w:val="pl-PL"/>
@@ -695,7 +695,7 @@
     <w:p>
       <w:pPr>
         <w:pStyle w:val="a7"/>
-        <w:divId w:val="1075468178"/>
+        <w:divId w:val="1581675683"/>
         <w:rPr>
           <w:rFonts w:ascii="Segoe UI" w:hAnsi="Segoe UI" w:cs="Segoe UI"/>
           <w:color w:val="1C1C1C"/>
@@ -714,7 +714,7 @@
     <w:p>
       <w:pPr>
         <w:pStyle w:val="a7"/>
-        <w:divId w:val="1075468178"/>
+        <w:divId w:val="1581675683"/>
         <w:rPr>
           <w:rFonts w:ascii="Segoe UI" w:hAnsi="Segoe UI" w:cs="Segoe UI"/>
           <w:color w:val="1C1C1C"/>
@@ -735,21 +735,21 @@
           <w:color w:val="1C1C1C"/>
           <w:lang w:val="pl-PL"/>
         </w:rPr>
-        <w:t>o średnicy 125 mm, wysokości 44 mm, 220 g. Pilot 317 x 217 x 62 mm, 680 g. Żetony 33 x 33 mm, NFC. 11 podwójnych gniazd. Krok domyślnie 15 cm, regulowany pod dowolny rozmiar. Obroty od 1 do 360 stopni. Bluetooth około 5 m. Akumulator Li-Ion, ładowanie prze</w:t>
-      </w:r>
-      <w:r>
-        <w:rPr>
-          <w:rFonts w:ascii="Segoe UI" w:hAnsi="Segoe UI" w:cs="Segoe UI"/>
-          <w:color w:val="1C1C1C"/>
-          <w:lang w:val="pl-PL"/>
-        </w:rPr>
-        <w:t>z USB-C, około 1,5 godziny. Wiek 4-10 lat. Zaprojektowano we Francji. Certyfikat CE.</w:t>
-      </w:r>
-    </w:p>
-    <w:p>
-      <w:pPr>
-        <w:pStyle w:val="a7"/>
-        <w:divId w:val="1075468178"/>
+        <w:t>o średnicy 125 mm, wysokości 44 mm, 225 g. Pilot 317 x 217 x 62 mm, 760 g. Żetony 33 x 33 mm, NFC, komplet 150 g. Zestaw w pudełku około 1,9 kg. 11 podwójnych gniazd. Krok domyślnie 15 cm, regulowany pod dowolny rozmiar. Obroty od 1 do 360 stopni. Bluetoot</w:t>
+      </w:r>
+      <w:r>
+        <w:rPr>
+          <w:rFonts w:ascii="Segoe UI" w:hAnsi="Segoe UI" w:cs="Segoe UI"/>
+          <w:color w:val="1C1C1C"/>
+          <w:lang w:val="pl-PL"/>
+        </w:rPr>
+        <w:t>h około 5 m. Akumulator Li-Ion, ładowanie przez USB-C, około 1,5 godziny. Wiek 4-10 lat. Zaprojektowano we Francji. Certyfikat CE.</w:t>
+      </w:r>
+    </w:p>
+    <w:p>
+      <w:pPr>
+        <w:pStyle w:val="a7"/>
+        <w:divId w:val="1581675683"/>
         <w:rPr>
           <w:rFonts w:ascii="Segoe UI" w:hAnsi="Segoe UI" w:cs="Segoe UI"/>
           <w:color w:val="1C1C1C"/>
@@ -768,7 +768,7 @@
     <w:p>
       <w:pPr>
         <w:pStyle w:val="note"/>
-        <w:divId w:val="1075468178"/>
+        <w:divId w:val="1581675683"/>
         <w:rPr>
           <w:rFonts w:ascii="Segoe UI" w:hAnsi="Segoe UI" w:cs="Segoe UI"/>
           <w:lang w:val="pl-PL"/>
@@ -782,18 +782,8 @@
           <w:iCs/>
           <w:lang w:val="pl-PL"/>
         </w:rPr>
-        <w:t>Numer katalogowy i cenę wpisuje dystrybutor.</w:t>
-      </w:r>
-    </w:p>
-    <w:p>
-      <w:pPr>
-        <w:pStyle w:val="note"/>
-        <w:divId w:val="1075468178"/>
-        <w:rPr>
-          <w:rFonts w:ascii="Segoe UI" w:hAnsi="Segoe UI" w:cs="Segoe UI"/>
-          <w:lang w:val="pl-PL"/>
-        </w:rPr>
-      </w:pPr>
+        <w:t>Numer katalogowy i cenę wpis</w:t>
+      </w:r>
       <w:r>
         <w:rPr>
           <w:rStyle w:val="a5"/>
@@ -802,8 +792,18 @@
           <w:iCs/>
           <w:lang w:val="pl-PL"/>
         </w:rPr>
-        <w:t>[dodatkowe zdjęcia w assets/p</w:t>
-      </w:r>
+        <w:t>uje dystrybutor.</w:t>
+      </w:r>
+    </w:p>
+    <w:p>
+      <w:pPr>
+        <w:pStyle w:val="note"/>
+        <w:divId w:val="1581675683"/>
+        <w:rPr>
+          <w:rFonts w:ascii="Segoe UI" w:hAnsi="Segoe UI" w:cs="Segoe UI"/>
+          <w:lang w:val="pl-PL"/>
+        </w:rPr>
+      </w:pPr>
       <w:r>
         <w:rPr>
           <w:rStyle w:val="a5"/>
@@ -812,7 +812,7 @@
           <w:iCs/>
           <w:lang w:val="pl-PL"/>
         </w:rPr>
-        <w:t>hotos: 03-kit-complet, 04-console-de-commande, 05-robot-et-console, 06-robot-vue-dessus]</w:t>
+        <w:t>[dodatkowe zdjęcia w assets/photos: 03-kit-complet, 04-console-de-commande, 05-robot-et-console, 06-robot-vue-dessus]</w:t>
       </w:r>
     </w:p>
     <w:sectPr>
